--- a/public/resume.docx
+++ b/public/resume.docx
@@ -82,7 +82,6 @@
         <w:t xml:space="preserve">| </w:t>
       </w:r>
       <w:hyperlink r:id="rId7">
-        <w:proofErr w:type="spellStart"/>
         <w:r>
           <w:rPr>
             <w:color w:val="1155CC"/>
@@ -90,38 +89,32 @@
             <w:szCs w:val="24"/>
             <w:u w:val="single"/>
           </w:rPr>
-          <w:t>Github</w:t>
+          <w:t>Portfolio</w:t>
         </w:r>
-        <w:proofErr w:type="spellEnd"/>
       </w:hyperlink>
       <w:r>
-        <w:rPr>
-          <w:color w:val="0000FF"/>
+        <w:t xml:space="preserve"> </w:t>
+      </w:r>
+      <w:r>
+        <w:rPr>
           <w:sz w:val="24"/>
           <w:szCs w:val="24"/>
         </w:rPr>
-        <w:t xml:space="preserve"> </w:t>
+        <w:t>| Phone: +1</w:t>
       </w:r>
       <w:r>
         <w:rPr>
           <w:sz w:val="24"/>
           <w:szCs w:val="24"/>
         </w:rPr>
-        <w:t>| Phone: +1</w:t>
+        <w:t>(</w:t>
       </w:r>
       <w:r>
         <w:rPr>
           <w:sz w:val="24"/>
           <w:szCs w:val="24"/>
         </w:rPr>
-        <w:t>(</w:t>
-      </w:r>
-      <w:r>
-        <w:rPr>
-          <w:sz w:val="24"/>
-          <w:szCs w:val="24"/>
-        </w:rPr>
-        <w:t xml:space="preserve"> 437</w:t>
+        <w:t>437</w:t>
       </w:r>
       <w:r>
         <w:rPr>
@@ -255,38 +248,90 @@
           <w:tab w:val="left" w:pos="451"/>
         </w:tabs>
         <w:spacing w:before="2"/>
-        <w:ind w:left="451"/>
-        <w:jc w:val="both"/>
-      </w:pPr>
-      <w:r>
-        <w:t xml:space="preserve">Data Analyst with 2+ years of experience delivering end-to-end analytics, from problem definition and data modeling to insight generation and stakeholder-ready reporting. Strong foundation in </w:t>
-      </w:r>
-      <w:r>
-        <w:rPr>
-          <w:b/>
-          <w:bCs/>
-        </w:rPr>
-        <w:t>Python, SQL, Power BI,</w:t>
+      </w:pPr>
+      <w:r>
+        <w:t>Data Analyst</w:t>
+      </w:r>
+      <w:r>
+        <w:t xml:space="preserve"> with </w:t>
+      </w:r>
+      <w:r>
+        <w:t>2</w:t>
+      </w:r>
+      <w:r>
+        <w:t xml:space="preserve">+ years of experience building </w:t>
+      </w:r>
+      <w:r>
+        <w:rPr>
+          <w:b/>
+          <w:bCs/>
+        </w:rPr>
+        <w:t>analytics</w:t>
       </w:r>
       <w:r>
         <w:t xml:space="preserve"> and </w:t>
       </w:r>
       <w:r>
         <w:rPr>
-          <w:b/>
-          <w:bCs/>
-        </w:rPr>
-        <w:t>Excel,</w:t>
-      </w:r>
-      <w:r>
-        <w:t xml:space="preserve"> with hands-on experience applying </w:t>
-      </w:r>
-      <w:r>
-        <w:rPr>
-          <w:b/>
-          <w:bCs/>
-        </w:rPr>
-        <w:t>statistical analysis</w:t>
+          <w:lang w:val="en-CA"/>
+        </w:rPr>
+        <w:t xml:space="preserve">translating business needs into data-driven insights using </w:t>
+      </w:r>
+      <w:r>
+        <w:rPr>
+          <w:b/>
+          <w:bCs/>
+          <w:lang w:val="en-CA"/>
+        </w:rPr>
+        <w:t>Python, SQL,</w:t>
+      </w:r>
+      <w:r>
+        <w:rPr>
+          <w:b/>
+          <w:bCs/>
+          <w:lang w:val="en-CA"/>
+        </w:rPr>
+        <w:t xml:space="preserve"> </w:t>
+      </w:r>
+      <w:r>
+        <w:rPr>
+          <w:b/>
+          <w:bCs/>
+          <w:lang w:val="en-CA"/>
+        </w:rPr>
+        <w:t>Power BI, and Excel</w:t>
+      </w:r>
+      <w:r>
+        <w:rPr>
+          <w:lang w:val="en-CA"/>
+        </w:rPr>
+        <w:t>, improving data processing efficiency</w:t>
+      </w:r>
+      <w:r>
+        <w:t xml:space="preserve">. Leveraging </w:t>
+      </w:r>
+      <w:r>
+        <w:rPr>
+          <w:b/>
+          <w:bCs/>
+        </w:rPr>
+        <w:t>ML-driven</w:t>
+      </w:r>
+      <w:r>
+        <w:t xml:space="preserve"> </w:t>
+      </w:r>
+      <w:r>
+        <w:t xml:space="preserve">pipelines </w:t>
+      </w:r>
+      <w:r>
+        <w:t xml:space="preserve">from </w:t>
+      </w:r>
+      <w:r>
+        <w:rPr>
+          <w:b/>
+          <w:bCs/>
+        </w:rPr>
+        <w:t>data ingestion</w:t>
       </w:r>
       <w:r>
         <w:t xml:space="preserve"> and </w:t>
@@ -296,20 +341,26 @@
           <w:b/>
           <w:bCs/>
         </w:rPr>
-        <w:t>machine learning techniques</w:t>
-      </w:r>
-      <w:r>
-        <w:t xml:space="preserve"> to improve operational efficiency, automation, and </w:t>
-      </w:r>
-      <w:r>
-        <w:rPr>
-          <w:b/>
-          <w:bCs/>
-        </w:rPr>
-        <w:t>decision-making</w:t>
-      </w:r>
-      <w:r>
-        <w:t xml:space="preserve">. Proven ability to translate ambiguous business questions into structured analyses, validate data accuracy, and support UAT in fast-paced Agile environments. </w:t>
+        <w:t>feature engineering</w:t>
+      </w:r>
+      <w:r>
+        <w:t xml:space="preserve"> to deployment-ready services in </w:t>
+      </w:r>
+      <w:r>
+        <w:rPr>
+          <w:b/>
+          <w:bCs/>
+        </w:rPr>
+        <w:t>cloud environments</w:t>
+      </w:r>
+      <w:r>
+        <w:t>.</w:t>
+      </w:r>
+      <w:r>
+        <w:t xml:space="preserve"> </w:t>
+      </w:r>
+      <w:r>
+        <w:t>Experienced in designing scalable pipelines, validating model performance, and delivering production-ready insights under business constraints.</w:t>
       </w:r>
     </w:p>
     <w:p>
@@ -438,6 +489,333 @@
     </w:p>
     <w:p>
       <w:pPr>
+        <w:tabs>
+          <w:tab w:val="left" w:pos="451"/>
+        </w:tabs>
+        <w:spacing w:before="2"/>
+        <w:rPr>
+          <w:lang w:val="en-CA"/>
+        </w:rPr>
+      </w:pPr>
+      <w:r>
+        <w:rPr>
+          <w:lang w:val="en-CA"/>
+        </w:rPr>
+        <w:t>Business Analysis &amp; Requirements (</w:t>
+      </w:r>
+      <w:r>
+        <w:rPr>
+          <w:b/>
+          <w:bCs/>
+          <w:lang w:val="en-CA"/>
+        </w:rPr>
+        <w:t>elicitation, documentation, traceability, UAT</w:t>
+      </w:r>
+      <w:r>
+        <w:rPr>
+          <w:lang w:val="en-CA"/>
+        </w:rPr>
+        <w:t>), Stakeholder Communication &amp;</w:t>
+      </w:r>
+      <w:r>
+        <w:rPr>
+          <w:lang w:val="en-CA"/>
+        </w:rPr>
+        <w:t xml:space="preserve"> </w:t>
+      </w:r>
+      <w:r>
+        <w:rPr>
+          <w:lang w:val="en-CA"/>
+        </w:rPr>
+        <w:t>Facilitation, Analytical Problem Solving, Business Process Mapping, Data Analysis (</w:t>
+      </w:r>
+      <w:r>
+        <w:rPr>
+          <w:b/>
+          <w:bCs/>
+          <w:lang w:val="en-CA"/>
+        </w:rPr>
+        <w:t>SQL, Python, data validation,</w:t>
+      </w:r>
+      <w:r>
+        <w:rPr>
+          <w:b/>
+          <w:bCs/>
+          <w:lang w:val="en-CA"/>
+        </w:rPr>
+        <w:t xml:space="preserve"> </w:t>
+      </w:r>
+      <w:r>
+        <w:rPr>
+          <w:b/>
+          <w:bCs/>
+          <w:lang w:val="en-CA"/>
+        </w:rPr>
+        <w:t>EDA</w:t>
+      </w:r>
+      <w:r>
+        <w:rPr>
+          <w:b/>
+          <w:bCs/>
+          <w:lang w:val="en-CA"/>
+        </w:rPr>
+        <w:t>, ETL design</w:t>
+      </w:r>
+      <w:r>
+        <w:rPr>
+          <w:lang w:val="en-CA"/>
+        </w:rPr>
+        <w:t>), BI &amp; Reporting (</w:t>
+      </w:r>
+      <w:r>
+        <w:rPr>
+          <w:b/>
+          <w:bCs/>
+          <w:lang w:val="en-CA"/>
+        </w:rPr>
+        <w:t>Power BI, DAX, KPI analysis, Excel</w:t>
+      </w:r>
+      <w:r>
+        <w:rPr>
+          <w:lang w:val="en-CA"/>
+        </w:rPr>
+        <w:t xml:space="preserve">), Agile/Scrum, SDLC, Jira, Git, </w:t>
+      </w:r>
+      <w:r>
+        <w:rPr>
+          <w:lang w:val="en-CA"/>
+        </w:rPr>
+        <w:t xml:space="preserve">Docker, </w:t>
+      </w:r>
+      <w:r>
+        <w:rPr>
+          <w:lang w:val="en-CA"/>
+        </w:rPr>
+        <w:t xml:space="preserve">AWS </w:t>
+      </w:r>
+      <w:r>
+        <w:rPr>
+          <w:lang w:val="en-CA"/>
+        </w:rPr>
+        <w:t>(Certified</w:t>
+      </w:r>
+      <w:r>
+        <w:rPr>
+          <w:lang w:val="en-CA"/>
+        </w:rPr>
+        <w:t>)</w:t>
+      </w:r>
+      <w:r>
+        <w:rPr>
+          <w:lang w:val="en-CA"/>
+        </w:rPr>
+        <w:t xml:space="preserve">, </w:t>
+      </w:r>
+      <w:r>
+        <w:rPr>
+          <w:b/>
+          <w:bCs/>
+        </w:rPr>
+        <w:t>Machine Learning &amp; Modeling</w:t>
+      </w:r>
+      <w:r>
+        <w:rPr>
+          <w:b/>
+          <w:bCs/>
+        </w:rPr>
+        <w:t xml:space="preserve"> (</w:t>
+      </w:r>
+      <w:r>
+        <w:t>PyTorch, scikit-learn, XGBoost, NLP, LLMs, ranking systems, model evaluation</w:t>
+      </w:r>
+      <w:r>
+        <w:t>)</w:t>
+      </w:r>
+    </w:p>
+    <w:p>
+      <w:pPr>
+        <w:pStyle w:val="Heading1"/>
+        <w:spacing w:before="249"/>
+      </w:pPr>
+      <w:r>
+        <w:t>EDUCATION</w:t>
+      </w:r>
+      <w:r>
+        <w:rPr>
+          <w:noProof/>
+        </w:rPr>
+        <mc:AlternateContent>
+          <mc:Choice Requires="wps">
+            <w:drawing>
+              <wp:anchor distT="0" distB="0" distL="0" distR="0" simplePos="0" relativeHeight="251665408" behindDoc="0" locked="0" layoutInCell="1" hidden="0" allowOverlap="1" wp14:anchorId="735181A3" wp14:editId="18E75103">
+                <wp:simplePos x="0" y="0"/>
+                <wp:positionH relativeFrom="column">
+                  <wp:posOffset>0</wp:posOffset>
+                </wp:positionH>
+                <wp:positionV relativeFrom="paragraph">
+                  <wp:posOffset>358170</wp:posOffset>
+                </wp:positionV>
+                <wp:extent cx="6858000" cy="12700"/>
+                <wp:effectExtent l="0" t="0" r="0" b="0"/>
+                <wp:wrapTopAndBottom distT="0" distB="0"/>
+                <wp:docPr id="4" name="Freeform: Shape 4"/>
+                <wp:cNvGraphicFramePr/>
+                <a:graphic xmlns:a="http://schemas.openxmlformats.org/drawingml/2006/main">
+                  <a:graphicData uri="http://schemas.microsoft.com/office/word/2010/wordprocessingShape">
+                    <wps:wsp>
+                      <wps:cNvSpPr/>
+                      <wps:spPr>
+                        <a:xfrm>
+                          <a:off x="1917000" y="3773968"/>
+                          <a:ext cx="6858000" cy="12065"/>
+                        </a:xfrm>
+                        <a:custGeom>
+                          <a:avLst/>
+                          <a:gdLst/>
+                          <a:ahLst/>
+                          <a:cxnLst/>
+                          <a:rect l="l" t="t" r="r" b="b"/>
+                          <a:pathLst>
+                            <a:path w="6858000" h="12065" extrusionOk="0">
+                              <a:moveTo>
+                                <a:pt x="6858000" y="0"/>
+                              </a:moveTo>
+                              <a:lnTo>
+                                <a:pt x="0" y="0"/>
+                              </a:lnTo>
+                              <a:lnTo>
+                                <a:pt x="0" y="12065"/>
+                              </a:lnTo>
+                              <a:lnTo>
+                                <a:pt x="6858000" y="12065"/>
+                              </a:lnTo>
+                              <a:lnTo>
+                                <a:pt x="6858000" y="0"/>
+                              </a:lnTo>
+                              <a:close/>
+                            </a:path>
+                          </a:pathLst>
+                        </a:custGeom>
+                        <a:solidFill>
+                          <a:srgbClr val="000000"/>
+                        </a:solidFill>
+                        <a:ln>
+                          <a:noFill/>
+                        </a:ln>
+                      </wps:spPr>
+                      <wps:bodyPr spcFirstLastPara="1" wrap="square" lIns="91425" tIns="91425" rIns="91425" bIns="91425" anchor="ctr" anchorCtr="0">
+                        <a:noAutofit/>
+                      </wps:bodyPr>
+                    </wps:wsp>
+                  </a:graphicData>
+                </a:graphic>
+              </wp:anchor>
+            </w:drawing>
+          </mc:Choice>
+          <mc:Fallback>
+            <w:pict>
+              <v:shape w14:anchorId="112C276E" id="Freeform: Shape 4" o:spid="_x0000_s1026" style="position:absolute;margin-left:0;margin-top:28.2pt;width:540pt;height:1pt;z-index:251665408;visibility:visible;mso-wrap-style:square;mso-wrap-distance-left:0;mso-wrap-distance-top:0;mso-wrap-distance-right:0;mso-wrap-distance-bottom:0;mso-position-horizontal:absolute;mso-position-horizontal-relative:text;mso-position-vertical:absolute;mso-position-vertical-relative:text;v-text-anchor:middle" coordsize="6858000,12065" o:gfxdata="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" path="m6858000,l,,,12065r6858000,l6858000,xe" fillcolor="black" stroked="f">
+                <v:path arrowok="t" o:extrusionok="f"/>
+                <w10:wrap type="topAndBottom"/>
+              </v:shape>
+            </w:pict>
+          </mc:Fallback>
+        </mc:AlternateContent>
+      </w:r>
+    </w:p>
+    <w:p>
+      <w:pPr>
+        <w:spacing w:before="105"/>
+      </w:pPr>
+      <w:r>
+        <w:rPr>
+          <w:b/>
+          <w:bCs/>
+        </w:rPr>
+        <w:t xml:space="preserve">George Brown College </w:t>
+      </w:r>
+      <w:r>
+        <w:rPr>
+          <w:i/>
+          <w:iCs/>
+        </w:rPr>
+        <w:t>|</w:t>
+      </w:r>
+      <w:r>
+        <w:rPr>
+          <w:b/>
+          <w:bCs/>
+        </w:rPr>
+        <w:t xml:space="preserve"> Toronto, CA</w:t>
+      </w:r>
+      <w:r>
+        <w:rPr>
+          <w:b/>
+          <w:bCs/>
+        </w:rPr>
+        <w:tab/>
+      </w:r>
+      <w:r>
+        <w:rPr>
+          <w:b/>
+          <w:bCs/>
+        </w:rPr>
+        <w:tab/>
+      </w:r>
+      <w:r>
+        <w:rPr>
+          <w:b/>
+          <w:bCs/>
+        </w:rPr>
+        <w:tab/>
+      </w:r>
+      <w:r>
+        <w:rPr>
+          <w:b/>
+          <w:bCs/>
+        </w:rPr>
+        <w:tab/>
+      </w:r>
+      <w:r>
+        <w:rPr>
+          <w:b/>
+          <w:bCs/>
+        </w:rPr>
+        <w:tab/>
+      </w:r>
+      <w:r>
+        <w:rPr>
+          <w:b/>
+          <w:bCs/>
+        </w:rPr>
+        <w:tab/>
+      </w:r>
+      <w:r>
+        <w:rPr>
+          <w:b/>
+          <w:bCs/>
+        </w:rPr>
+        <w:tab/>
+        <w:t xml:space="preserve">      </w:t>
+      </w:r>
+      <w:r>
+        <w:rPr>
+          <w:b/>
+          <w:bCs/>
+        </w:rPr>
+        <w:tab/>
+        <w:t xml:space="preserve">         </w:t>
+      </w:r>
+      <w:r>
+        <w:rPr>
+          <w:b/>
+          <w:bCs/>
+        </w:rPr>
+        <w:t xml:space="preserve"> Sep 2024 – Aug 2025</w:t>
+      </w:r>
+    </w:p>
+    <w:p>
+      <w:pPr>
         <w:numPr>
           <w:ilvl w:val="0"/>
           <w:numId w:val="1"/>
@@ -445,28 +823,133 @@
         <w:tabs>
           <w:tab w:val="left" w:pos="451"/>
         </w:tabs>
-        <w:spacing w:before="2"/>
-        <w:rPr>
-          <w:b/>
-          <w:bCs/>
-        </w:rPr>
-      </w:pPr>
-      <w:r>
-        <w:rPr>
-          <w:b/>
-          <w:bCs/>
-        </w:rPr>
-        <w:t xml:space="preserve">Programming and Database: </w:t>
-      </w:r>
-      <w:r>
-        <w:t>Python, SQL, Elasticsearch</w:t>
-      </w:r>
-      <w:r>
-        <w:rPr>
-          <w:b/>
-          <w:bCs/>
+        <w:spacing w:line="242" w:lineRule="auto"/>
+        <w:ind w:right="352"/>
+        <w:rPr>
+          <w:i/>
+          <w:iCs/>
+        </w:rPr>
+      </w:pPr>
+      <w:r>
+        <w:rPr>
+          <w:i/>
+          <w:iCs/>
+        </w:rPr>
+        <w:t>Post Graduation in Cloud Computing Technologies (Dean’s List)</w:t>
+      </w:r>
+      <w:r>
+        <w:rPr>
+          <w:i/>
+          <w:iCs/>
         </w:rPr>
         <w:t xml:space="preserve"> </w:t>
+      </w:r>
+      <w:r>
+        <w:t xml:space="preserve">| </w:t>
+      </w:r>
+      <w:r>
+        <w:rPr>
+          <w:b/>
+          <w:bCs/>
+        </w:rPr>
+        <w:t>GPA: 3.71</w:t>
+      </w:r>
+    </w:p>
+    <w:p>
+      <w:pPr>
+        <w:spacing w:before="105"/>
+      </w:pPr>
+      <w:r>
+        <w:rPr>
+          <w:b/>
+          <w:bCs/>
+        </w:rPr>
+        <w:t xml:space="preserve">Humber College </w:t>
+      </w:r>
+      <w:r>
+        <w:rPr>
+          <w:i/>
+          <w:iCs/>
+        </w:rPr>
+        <w:t>|</w:t>
+      </w:r>
+      <w:r>
+        <w:rPr>
+          <w:b/>
+          <w:bCs/>
+        </w:rPr>
+        <w:t xml:space="preserve"> Toronto, CA</w:t>
+      </w:r>
+      <w:r>
+        <w:rPr>
+          <w:b/>
+          <w:bCs/>
+        </w:rPr>
+        <w:tab/>
+      </w:r>
+      <w:r>
+        <w:rPr>
+          <w:b/>
+          <w:bCs/>
+        </w:rPr>
+        <w:tab/>
+      </w:r>
+      <w:r>
+        <w:rPr>
+          <w:b/>
+          <w:bCs/>
+        </w:rPr>
+        <w:tab/>
+      </w:r>
+      <w:r>
+        <w:rPr>
+          <w:b/>
+          <w:bCs/>
+        </w:rPr>
+        <w:tab/>
+      </w:r>
+      <w:r>
+        <w:rPr>
+          <w:b/>
+          <w:bCs/>
+        </w:rPr>
+        <w:tab/>
+      </w:r>
+      <w:r>
+        <w:rPr>
+          <w:b/>
+          <w:bCs/>
+        </w:rPr>
+        <w:tab/>
+      </w:r>
+      <w:r>
+        <w:rPr>
+          <w:b/>
+          <w:bCs/>
+        </w:rPr>
+        <w:tab/>
+      </w:r>
+      <w:r>
+        <w:rPr>
+          <w:b/>
+          <w:bCs/>
+        </w:rPr>
+        <w:tab/>
+        <w:t xml:space="preserve">       </w:t>
+      </w:r>
+      <w:r>
+        <w:rPr>
+          <w:b/>
+          <w:bCs/>
+        </w:rPr>
+        <w:t xml:space="preserve">   </w:t>
+      </w:r>
+      <w:r>
+        <w:rPr>
+          <w:b/>
+          <w:bCs/>
+        </w:rPr>
+        <w:t>Sep 2023 – Apr 2024</w:t>
       </w:r>
     </w:p>
     <w:p>
@@ -478,25 +961,142 @@
         <w:tabs>
           <w:tab w:val="left" w:pos="451"/>
         </w:tabs>
-        <w:spacing w:before="2"/>
-      </w:pPr>
-      <w:r>
-        <w:rPr>
-          <w:b/>
-          <w:bCs/>
-        </w:rPr>
-        <w:t xml:space="preserve">Modeling &amp; Analytics: </w:t>
-      </w:r>
-      <w:r>
-        <w:t xml:space="preserve">Predictive Modeling, Statistical Analysis, Feature Engineering, Model Deployment, </w:t>
-      </w:r>
-      <w:proofErr w:type="spellStart"/>
-      <w:r>
-        <w:t>MLOps</w:t>
-      </w:r>
-      <w:proofErr w:type="spellEnd"/>
-      <w:r>
-        <w:t>.</w:t>
+        <w:spacing w:line="242" w:lineRule="auto"/>
+        <w:ind w:right="352"/>
+        <w:rPr>
+          <w:i/>
+          <w:iCs/>
+        </w:rPr>
+      </w:pPr>
+      <w:r>
+        <w:rPr>
+          <w:i/>
+          <w:iCs/>
+        </w:rPr>
+        <w:t>Post Graduation in AI with Machine Learning (Dean’s List)</w:t>
+      </w:r>
+      <w:r>
+        <w:t xml:space="preserve"> </w:t>
+      </w:r>
+      <w:r>
+        <w:t xml:space="preserve">| </w:t>
+      </w:r>
+      <w:r>
+        <w:rPr>
+          <w:b/>
+          <w:bCs/>
+        </w:rPr>
+        <w:t>GPA: 3.</w:t>
+      </w:r>
+      <w:r>
+        <w:rPr>
+          <w:b/>
+          <w:bCs/>
+        </w:rPr>
+        <w:t>62</w:t>
+      </w:r>
+    </w:p>
+    <w:p>
+      <w:pPr>
+        <w:spacing w:before="105"/>
+      </w:pPr>
+      <w:r>
+        <w:rPr>
+          <w:b/>
+          <w:bCs/>
+        </w:rPr>
+        <w:t xml:space="preserve">Mumbai University </w:t>
+      </w:r>
+      <w:r>
+        <w:rPr>
+          <w:i/>
+          <w:iCs/>
+        </w:rPr>
+        <w:t>|</w:t>
+      </w:r>
+      <w:r>
+        <w:rPr>
+          <w:b/>
+          <w:bCs/>
+        </w:rPr>
+        <w:t xml:space="preserve"> Mumbai, IN</w:t>
+      </w:r>
+      <w:r>
+        <w:rPr>
+          <w:b/>
+          <w:bCs/>
+        </w:rPr>
+        <w:tab/>
+      </w:r>
+      <w:r>
+        <w:rPr>
+          <w:b/>
+          <w:bCs/>
+        </w:rPr>
+        <w:tab/>
+      </w:r>
+      <w:r>
+        <w:rPr>
+          <w:b/>
+          <w:bCs/>
+        </w:rPr>
+        <w:tab/>
+      </w:r>
+      <w:r>
+        <w:rPr>
+          <w:b/>
+          <w:bCs/>
+        </w:rPr>
+        <w:tab/>
+      </w:r>
+      <w:r>
+        <w:rPr>
+          <w:b/>
+          <w:bCs/>
+        </w:rPr>
+        <w:tab/>
+      </w:r>
+      <w:r>
+        <w:rPr>
+          <w:b/>
+          <w:bCs/>
+        </w:rPr>
+        <w:tab/>
+      </w:r>
+      <w:r>
+        <w:rPr>
+          <w:b/>
+          <w:bCs/>
+        </w:rPr>
+        <w:tab/>
+      </w:r>
+      <w:r>
+        <w:rPr>
+          <w:b/>
+          <w:bCs/>
+        </w:rPr>
+        <w:tab/>
+      </w:r>
+      <w:r>
+        <w:rPr>
+          <w:b/>
+          <w:bCs/>
+        </w:rPr>
+        <w:tab/>
+      </w:r>
+      <w:r>
+        <w:rPr>
+          <w:b/>
+          <w:bCs/>
+        </w:rPr>
+        <w:t xml:space="preserve">  </w:t>
+      </w:r>
+      <w:r>
+        <w:rPr>
+          <w:b/>
+          <w:bCs/>
+        </w:rPr>
+        <w:t xml:space="preserve">         2018 –  2021</w:t>
       </w:r>
     </w:p>
     <w:p>
@@ -508,144 +1108,19 @@
         <w:tabs>
           <w:tab w:val="left" w:pos="451"/>
         </w:tabs>
-        <w:spacing w:before="2"/>
-      </w:pPr>
-      <w:r>
-        <w:rPr>
-          <w:b/>
-          <w:bCs/>
-        </w:rPr>
-        <w:t xml:space="preserve">ML &amp; AI Techniques: </w:t>
-      </w:r>
-      <w:r>
-        <w:t xml:space="preserve">Large Language Models (LLMs), Natural Language Processing (NLP), Computer Vision, </w:t>
-      </w:r>
-      <w:proofErr w:type="spellStart"/>
-      <w:r>
-        <w:t>PyTorch</w:t>
-      </w:r>
-      <w:proofErr w:type="spellEnd"/>
-      <w:r>
-        <w:t xml:space="preserve">, scikit-learn, </w:t>
-      </w:r>
-      <w:proofErr w:type="spellStart"/>
-      <w:r>
-        <w:t>spaCy</w:t>
-      </w:r>
-      <w:proofErr w:type="spellEnd"/>
-    </w:p>
-    <w:p>
-      <w:pPr>
-        <w:numPr>
-          <w:ilvl w:val="0"/>
-          <w:numId w:val="1"/>
-        </w:numPr>
-        <w:tabs>
-          <w:tab w:val="left" w:pos="451"/>
-        </w:tabs>
-        <w:spacing w:before="2"/>
-        <w:rPr>
-          <w:b/>
-          <w:bCs/>
-        </w:rPr>
-      </w:pPr>
-      <w:r>
-        <w:rPr>
-          <w:b/>
-          <w:bCs/>
-        </w:rPr>
-        <w:t xml:space="preserve">Data Analysis: </w:t>
-      </w:r>
-      <w:r>
-        <w:t xml:space="preserve">Data Visualization, </w:t>
-      </w:r>
-      <w:proofErr w:type="spellStart"/>
-      <w:r>
-        <w:t>PowerBI</w:t>
-      </w:r>
-      <w:proofErr w:type="spellEnd"/>
-      <w:r>
-        <w:t>, Excel, Scientific Reporting, Tableau, A/B Testing</w:t>
-      </w:r>
-    </w:p>
-    <w:p>
-      <w:pPr>
-        <w:numPr>
-          <w:ilvl w:val="0"/>
-          <w:numId w:val="1"/>
-        </w:numPr>
-        <w:tabs>
-          <w:tab w:val="left" w:pos="451"/>
-        </w:tabs>
-        <w:spacing w:before="2"/>
-        <w:rPr>
-          <w:b/>
-          <w:bCs/>
-        </w:rPr>
-      </w:pPr>
-      <w:r>
-        <w:rPr>
-          <w:b/>
-          <w:bCs/>
-        </w:rPr>
-        <w:t xml:space="preserve">Cloud &amp; DevOps: </w:t>
-      </w:r>
-      <w:r>
-        <w:t>AWS(Certified AI Practitioner), Azure, Docker, GitHub</w:t>
-      </w:r>
-      <w:r>
-        <w:rPr>
-          <w:b/>
-          <w:bCs/>
-        </w:rPr>
-        <w:t xml:space="preserve"> </w:t>
-      </w:r>
-    </w:p>
-    <w:p>
-      <w:pPr>
-        <w:numPr>
-          <w:ilvl w:val="0"/>
-          <w:numId w:val="1"/>
-        </w:numPr>
-        <w:tabs>
-          <w:tab w:val="left" w:pos="451"/>
-        </w:tabs>
-        <w:spacing w:before="2"/>
-      </w:pPr>
-      <w:r>
-        <w:rPr>
-          <w:b/>
-          <w:bCs/>
-        </w:rPr>
-        <w:t xml:space="preserve">GenAI and LLM Ops: </w:t>
-      </w:r>
-      <w:proofErr w:type="spellStart"/>
-      <w:r>
-        <w:t>Langgraph</w:t>
-      </w:r>
-      <w:proofErr w:type="spellEnd"/>
-      <w:r>
-        <w:t xml:space="preserve">, </w:t>
-      </w:r>
-      <w:proofErr w:type="spellStart"/>
-      <w:r>
-        <w:t>Langchain</w:t>
-      </w:r>
-      <w:proofErr w:type="spellEnd"/>
-      <w:r>
-        <w:t xml:space="preserve">, Llama-index, stable diffusion, </w:t>
-      </w:r>
-      <w:proofErr w:type="spellStart"/>
-      <w:r>
-        <w:t>Huggingface</w:t>
-      </w:r>
-      <w:proofErr w:type="spellEnd"/>
-      <w:r>
-        <w:rPr>
-          <w:b/>
-          <w:bCs/>
-        </w:rPr>
-        <w:tab/>
+        <w:spacing w:line="242" w:lineRule="auto"/>
+        <w:ind w:right="352"/>
+        <w:rPr>
+          <w:i/>
+          <w:iCs/>
+        </w:rPr>
+      </w:pPr>
+      <w:r>
+        <w:rPr>
+          <w:i/>
+          <w:iCs/>
+        </w:rPr>
+        <w:t>Bachelor’s in Science | Major in Computer Science</w:t>
       </w:r>
     </w:p>
     <w:p>
@@ -779,23 +1254,18 @@
           <w:tab w:val="left" w:pos="8853"/>
         </w:tabs>
         <w:spacing w:before="164"/>
-      </w:pPr>
-      <w:r>
-        <w:rPr>
-          <w:b/>
-          <w:bCs/>
-        </w:rPr>
-        <w:t xml:space="preserve">Applause </w:t>
-      </w:r>
-      <w:proofErr w:type="spellStart"/>
-      <w:r>
-        <w:rPr>
-          <w:b/>
-          <w:bCs/>
-        </w:rPr>
-        <w:t>Utest</w:t>
-      </w:r>
-      <w:proofErr w:type="spellEnd"/>
+        <w:rPr>
+          <w:b/>
+          <w:bCs/>
+        </w:rPr>
+      </w:pPr>
+      <w:r>
+        <w:rPr>
+          <w:b/>
+          <w:bCs/>
+        </w:rPr>
+        <w:t>Vosyn</w:t>
+      </w:r>
       <w:r>
         <w:rPr>
           <w:b/>
@@ -808,10 +1278,30 @@
           <w:i/>
           <w:iCs/>
         </w:rPr>
-        <w:t xml:space="preserve">| Junior Analyst | </w:t>
-      </w:r>
-      <w:r>
-        <w:t>Mumbai, India</w:t>
+        <w:t xml:space="preserve">| </w:t>
+      </w:r>
+      <w:r>
+        <w:rPr>
+          <w:i/>
+          <w:iCs/>
+        </w:rPr>
+        <w:t>Machine Learning Intern</w:t>
+      </w:r>
+      <w:r>
+        <w:rPr>
+          <w:i/>
+          <w:iCs/>
+        </w:rPr>
+        <w:t xml:space="preserve"> | </w:t>
+      </w:r>
+      <w:r>
+        <w:t>Toronto</w:t>
+      </w:r>
+      <w:r>
+        <w:t xml:space="preserve">, </w:t>
+      </w:r>
+      <w:r>
+        <w:t>Canada</w:t>
       </w:r>
       <w:r>
         <w:tab/>
@@ -821,21 +1311,42 @@
           <w:b/>
           <w:bCs/>
         </w:rPr>
-        <w:t xml:space="preserve">    </w:t>
-      </w:r>
-      <w:r>
-        <w:rPr>
-          <w:b/>
-          <w:bCs/>
-        </w:rPr>
-        <w:t xml:space="preserve">   </w:t>
-      </w:r>
-      <w:r>
-        <w:rPr>
-          <w:b/>
-          <w:bCs/>
-        </w:rPr>
-        <w:t>Dec 2021 – Jun 2023</w:t>
+        <w:t xml:space="preserve">       </w:t>
+      </w:r>
+      <w:r>
+        <w:rPr>
+          <w:b/>
+          <w:bCs/>
+        </w:rPr>
+        <w:t xml:space="preserve"> Jan</w:t>
+      </w:r>
+      <w:r>
+        <w:rPr>
+          <w:b/>
+          <w:bCs/>
+        </w:rPr>
+        <w:t xml:space="preserve"> 202</w:t>
+      </w:r>
+      <w:r>
+        <w:rPr>
+          <w:b/>
+          <w:bCs/>
+        </w:rPr>
+        <w:t>6</w:t>
+      </w:r>
+      <w:r>
+        <w:rPr>
+          <w:b/>
+          <w:bCs/>
+        </w:rPr>
+        <w:t xml:space="preserve"> – </w:t>
+      </w:r>
+      <w:r>
+        <w:rPr>
+          <w:b/>
+          <w:bCs/>
+        </w:rPr>
+        <w:t>Present</w:t>
       </w:r>
     </w:p>
     <w:p>
@@ -859,44 +1370,75 @@
           <w:color w:val="000000"/>
           <w:sz w:val="22"/>
           <w:szCs w:val="22"/>
-        </w:rPr>
-        <w:t xml:space="preserve">Analyzed over 1,100+ </w:t>
-      </w:r>
-      <w:r>
-        <w:rPr>
-          <w:b/>
-          <w:bCs/>
-          <w:color w:val="000000"/>
-          <w:sz w:val="22"/>
-          <w:szCs w:val="22"/>
-        </w:rPr>
-        <w:t>unstructured QA records</w:t>
-      </w:r>
-      <w:r>
-        <w:rPr>
-          <w:color w:val="000000"/>
-          <w:sz w:val="22"/>
-          <w:szCs w:val="22"/>
-        </w:rPr>
-        <w:t xml:space="preserve"> using </w:t>
-      </w:r>
-      <w:r>
-        <w:rPr>
-          <w:b/>
-          <w:bCs/>
-          <w:color w:val="000000"/>
-          <w:sz w:val="22"/>
-          <w:szCs w:val="22"/>
-        </w:rPr>
-        <w:t>Excel</w:t>
-      </w:r>
-      <w:r>
-        <w:rPr>
-          <w:color w:val="000000"/>
-          <w:sz w:val="22"/>
-          <w:szCs w:val="22"/>
-        </w:rPr>
-        <w:t xml:space="preserve"> to uncover defect patterns, driving a 4.8% improvement in product functionality.</w:t>
+          <w:lang w:val="en"/>
+        </w:rPr>
+        <w:t xml:space="preserve">Developed and evaluated </w:t>
+      </w:r>
+      <w:r>
+        <w:rPr>
+          <w:b/>
+          <w:bCs/>
+          <w:color w:val="000000"/>
+          <w:sz w:val="22"/>
+          <w:szCs w:val="22"/>
+          <w:lang w:val="en"/>
+        </w:rPr>
+        <w:t>machine learning models</w:t>
+      </w:r>
+      <w:r>
+        <w:rPr>
+          <w:color w:val="000000"/>
+          <w:sz w:val="22"/>
+          <w:szCs w:val="22"/>
+          <w:lang w:val="en"/>
+        </w:rPr>
+        <w:t>, improving performance through metric-driven experimentation.</w:t>
+      </w:r>
+    </w:p>
+    <w:p>
+      <w:pPr>
+        <w:pStyle w:val="NormalWeb"/>
+        <w:numPr>
+          <w:ilvl w:val="0"/>
+          <w:numId w:val="1"/>
+        </w:numPr>
+        <w:jc w:val="both"/>
+        <w:textAlignment w:val="baseline"/>
+        <w:rPr>
+          <w:color w:val="000000"/>
+          <w:sz w:val="22"/>
+          <w:szCs w:val="22"/>
+          <w:lang w:val="en"/>
+        </w:rPr>
+      </w:pPr>
+      <w:r>
+        <w:rPr>
+          <w:color w:val="000000"/>
+          <w:sz w:val="22"/>
+          <w:szCs w:val="22"/>
+          <w:lang w:val="en"/>
+        </w:rPr>
+        <w:t xml:space="preserve">Built reproducible </w:t>
+      </w:r>
+      <w:r>
+        <w:rPr>
+          <w:b/>
+          <w:bCs/>
+          <w:color w:val="000000"/>
+          <w:sz w:val="22"/>
+          <w:szCs w:val="22"/>
+          <w:lang w:val="en"/>
+        </w:rPr>
+        <w:t>data preprocessing pipelines</w:t>
+      </w:r>
+      <w:r>
+        <w:rPr>
+          <w:color w:val="000000"/>
+          <w:sz w:val="22"/>
+          <w:szCs w:val="22"/>
+          <w:lang w:val="en"/>
+        </w:rPr>
+        <w:t xml:space="preserve"> for structured and unstructured datasets.</w:t>
       </w:r>
     </w:p>
     <w:p>
@@ -920,44 +1462,58 @@
           <w:color w:val="000000"/>
           <w:sz w:val="22"/>
           <w:szCs w:val="22"/>
-        </w:rPr>
-        <w:t xml:space="preserve">Built monthly </w:t>
-      </w:r>
-      <w:r>
-        <w:rPr>
-          <w:b/>
-          <w:bCs/>
-          <w:color w:val="000000"/>
-          <w:sz w:val="22"/>
-          <w:szCs w:val="22"/>
-        </w:rPr>
-        <w:t>KPI and defect dashboards</w:t>
-      </w:r>
-      <w:r>
-        <w:rPr>
-          <w:color w:val="000000"/>
-          <w:sz w:val="22"/>
-          <w:szCs w:val="22"/>
-        </w:rPr>
-        <w:t xml:space="preserve"> in Excel, improving reporting visibility and enabling </w:t>
-      </w:r>
-      <w:r>
-        <w:rPr>
-          <w:b/>
-          <w:bCs/>
-          <w:color w:val="000000"/>
-          <w:sz w:val="22"/>
-          <w:szCs w:val="22"/>
-        </w:rPr>
-        <w:t>data-driven decisions</w:t>
-      </w:r>
-      <w:r>
-        <w:rPr>
-          <w:color w:val="000000"/>
-          <w:sz w:val="22"/>
-          <w:szCs w:val="22"/>
-        </w:rPr>
-        <w:t xml:space="preserve"> for product and engineering teams.</w:t>
+          <w:lang w:val="en"/>
+        </w:rPr>
+        <w:t>Contributed to production deployment by packaging models and integrating them into existing systems</w:t>
+      </w:r>
+    </w:p>
+    <w:p>
+      <w:pPr>
+        <w:tabs>
+          <w:tab w:val="left" w:pos="8853"/>
+        </w:tabs>
+        <w:spacing w:before="164"/>
+      </w:pPr>
+      <w:r>
+        <w:rPr>
+          <w:b/>
+          <w:bCs/>
+        </w:rPr>
+        <w:t xml:space="preserve">Applause Utest </w:t>
+      </w:r>
+      <w:r>
+        <w:rPr>
+          <w:i/>
+          <w:iCs/>
+        </w:rPr>
+        <w:t xml:space="preserve">| Junior Analyst | </w:t>
+      </w:r>
+      <w:r>
+        <w:t>Mumbai, India</w:t>
+      </w:r>
+      <w:r>
+        <w:tab/>
+      </w:r>
+      <w:r>
+        <w:rPr>
+          <w:b/>
+          <w:bCs/>
+        </w:rPr>
+        <w:t xml:space="preserve">    </w:t>
+      </w:r>
+      <w:r>
+        <w:rPr>
+          <w:b/>
+          <w:bCs/>
+        </w:rPr>
+        <w:t xml:space="preserve">   </w:t>
+      </w:r>
+      <w:r>
+        <w:rPr>
+          <w:b/>
+          <w:bCs/>
+        </w:rPr>
+        <w:t>Dec 2021 – Jun 2023</w:t>
       </w:r>
     </w:p>
     <w:p>
@@ -981,8 +1537,67 @@
           <w:color w:val="000000"/>
           <w:sz w:val="22"/>
           <w:szCs w:val="22"/>
-        </w:rPr>
-        <w:t>Analyzed data across 15+ release cycles, processing 200+ records per sprint to generate insights that improved user experience by 2.2%.</w:t>
+          <w:lang w:val="en"/>
+        </w:rPr>
+        <w:t xml:space="preserve">Built and optimized </w:t>
+      </w:r>
+      <w:r>
+        <w:rPr>
+          <w:b/>
+          <w:bCs/>
+          <w:color w:val="000000"/>
+          <w:sz w:val="22"/>
+          <w:szCs w:val="22"/>
+          <w:lang w:val="en"/>
+        </w:rPr>
+        <w:t>ETL pipelines</w:t>
+      </w:r>
+      <w:r>
+        <w:rPr>
+          <w:color w:val="000000"/>
+          <w:sz w:val="22"/>
+          <w:szCs w:val="22"/>
+          <w:lang w:val="en"/>
+        </w:rPr>
+        <w:t xml:space="preserve"> using </w:t>
+      </w:r>
+      <w:r>
+        <w:rPr>
+          <w:b/>
+          <w:bCs/>
+          <w:color w:val="000000"/>
+          <w:sz w:val="22"/>
+          <w:szCs w:val="22"/>
+          <w:lang w:val="en"/>
+        </w:rPr>
+        <w:t>Python and SQL</w:t>
+      </w:r>
+      <w:r>
+        <w:rPr>
+          <w:color w:val="000000"/>
+          <w:sz w:val="22"/>
+          <w:szCs w:val="22"/>
+          <w:lang w:val="en"/>
+        </w:rPr>
+        <w:t xml:space="preserve"> to process large unstructured datasets, reducing manual effort by </w:t>
+      </w:r>
+      <w:r>
+        <w:rPr>
+          <w:color w:val="000000"/>
+          <w:sz w:val="22"/>
+          <w:szCs w:val="22"/>
+          <w:lang w:val="en"/>
+        </w:rPr>
+        <w:t>75</w:t>
+      </w:r>
+      <w:r>
+        <w:rPr>
+          <w:color w:val="000000"/>
+          <w:sz w:val="22"/>
+          <w:szCs w:val="22"/>
+          <w:lang w:val="en"/>
+        </w:rPr>
+        <w:t>% and improving processing efficiency.</w:t>
       </w:r>
     </w:p>
     <w:p>
@@ -1006,582 +1621,212 @@
           <w:color w:val="000000"/>
           <w:sz w:val="22"/>
           <w:szCs w:val="22"/>
-        </w:rPr>
-        <w:t>Applied exploratory data analysis in Excel, identifying 11% more high-impact issues and contributing to a 1.5% increase in overall product quality.</w:t>
+          <w:lang w:val="en"/>
+        </w:rPr>
+        <w:t xml:space="preserve">Executed advanced </w:t>
+      </w:r>
+      <w:r>
+        <w:rPr>
+          <w:b/>
+          <w:bCs/>
+          <w:color w:val="000000"/>
+          <w:sz w:val="22"/>
+          <w:szCs w:val="22"/>
+          <w:lang w:val="en"/>
+        </w:rPr>
+        <w:t>SQL and data transformations</w:t>
+      </w:r>
+      <w:r>
+        <w:rPr>
+          <w:color w:val="000000"/>
+          <w:sz w:val="22"/>
+          <w:szCs w:val="22"/>
+          <w:lang w:val="en"/>
+        </w:rPr>
+        <w:t xml:space="preserve"> to validate accuracy, detect discrepancies, and align outputs with business requirements, cutting maintenance effort by </w:t>
+      </w:r>
+      <w:r>
+        <w:rPr>
+          <w:color w:val="000000"/>
+          <w:sz w:val="22"/>
+          <w:szCs w:val="22"/>
+          <w:lang w:val="en"/>
+        </w:rPr>
+        <w:t>12</w:t>
+      </w:r>
+      <w:r>
+        <w:rPr>
+          <w:color w:val="000000"/>
+          <w:sz w:val="22"/>
+          <w:szCs w:val="22"/>
+          <w:lang w:val="en"/>
+        </w:rPr>
+        <w:t xml:space="preserve">% and error downtime by </w:t>
+      </w:r>
+      <w:r>
+        <w:rPr>
+          <w:color w:val="000000"/>
+          <w:sz w:val="22"/>
+          <w:szCs w:val="22"/>
+          <w:lang w:val="en"/>
+        </w:rPr>
+        <w:t>15</w:t>
+      </w:r>
+      <w:r>
+        <w:rPr>
+          <w:color w:val="000000"/>
+          <w:sz w:val="22"/>
+          <w:szCs w:val="22"/>
+          <w:lang w:val="en"/>
+        </w:rPr>
+        <w:t>%.</w:t>
       </w:r>
     </w:p>
     <w:p>
       <w:pPr>
-        <w:tabs>
-          <w:tab w:val="left" w:pos="8853"/>
-        </w:tabs>
-        <w:spacing w:before="164"/>
-      </w:pPr>
-      <w:proofErr w:type="spellStart"/>
-      <w:r>
-        <w:rPr>
-          <w:b/>
-          <w:bCs/>
-        </w:rPr>
-        <w:t>MyCaptain</w:t>
-      </w:r>
-      <w:proofErr w:type="spellEnd"/>
-      <w:r>
-        <w:rPr>
-          <w:b/>
-          <w:bCs/>
-        </w:rPr>
-        <w:t xml:space="preserve"> | </w:t>
-      </w:r>
-      <w:r>
-        <w:rPr>
-          <w:i/>
-          <w:iCs/>
-        </w:rPr>
-        <w:t>Intern</w:t>
-      </w:r>
-      <w:r>
-        <w:rPr>
-          <w:b/>
-          <w:bCs/>
-        </w:rPr>
-        <w:t xml:space="preserve"> | </w:t>
-      </w:r>
-      <w:r>
-        <w:t>Mumbai, India</w:t>
-      </w:r>
-      <w:r>
-        <w:tab/>
-        <w:t xml:space="preserve">  </w:t>
-      </w:r>
-      <w:r>
-        <w:t xml:space="preserve"> </w:t>
-      </w:r>
-      <w:r>
-        <w:t xml:space="preserve">   </w:t>
-      </w:r>
-      <w:r>
-        <w:rPr>
-          <w:b/>
-          <w:bCs/>
-        </w:rPr>
-        <w:t>Sep 2021 – Nov 2023</w:t>
-      </w:r>
-    </w:p>
-    <w:p>
-      <w:pPr>
+        <w:pStyle w:val="NormalWeb"/>
         <w:numPr>
           <w:ilvl w:val="0"/>
           <w:numId w:val="1"/>
         </w:numPr>
-        <w:tabs>
-          <w:tab w:val="left" w:pos="451"/>
-        </w:tabs>
-        <w:spacing w:line="251" w:lineRule="auto"/>
+        <w:spacing w:before="0" w:beforeAutospacing="0" w:after="0" w:afterAutospacing="0"/>
         <w:jc w:val="both"/>
-      </w:pPr>
-      <w:r>
-        <w:t>Assisted learners in understanding technical concepts in Python and analytics, simplifying complex topics for non-technical audiences.</w:t>
+        <w:textAlignment w:val="baseline"/>
+        <w:rPr>
+          <w:color w:val="000000"/>
+          <w:sz w:val="22"/>
+          <w:szCs w:val="22"/>
+        </w:rPr>
+      </w:pPr>
+      <w:r>
+        <w:rPr>
+          <w:color w:val="000000"/>
+          <w:sz w:val="22"/>
+          <w:szCs w:val="22"/>
+          <w:lang w:val="en"/>
+        </w:rPr>
+        <w:t xml:space="preserve">Developed </w:t>
+      </w:r>
+      <w:r>
+        <w:rPr>
+          <w:b/>
+          <w:bCs/>
+          <w:color w:val="000000"/>
+          <w:sz w:val="22"/>
+          <w:szCs w:val="22"/>
+          <w:lang w:val="en"/>
+        </w:rPr>
+        <w:t>Power BI dashboards</w:t>
+      </w:r>
+      <w:r>
+        <w:rPr>
+          <w:color w:val="000000"/>
+          <w:sz w:val="22"/>
+          <w:szCs w:val="22"/>
+          <w:lang w:val="en"/>
+        </w:rPr>
+        <w:t xml:space="preserve"> with </w:t>
+      </w:r>
+      <w:r>
+        <w:rPr>
+          <w:b/>
+          <w:bCs/>
+          <w:color w:val="000000"/>
+          <w:sz w:val="22"/>
+          <w:szCs w:val="22"/>
+          <w:lang w:val="en"/>
+        </w:rPr>
+        <w:t>DAX-driven KPIs and data models</w:t>
+      </w:r>
+      <w:r>
+        <w:rPr>
+          <w:color w:val="000000"/>
+          <w:sz w:val="22"/>
+          <w:szCs w:val="22"/>
+          <w:lang w:val="en"/>
+        </w:rPr>
+        <w:t xml:space="preserve"> to support performance tracking and executive decision-making.</w:t>
       </w:r>
     </w:p>
     <w:p>
       <w:pPr>
+        <w:pStyle w:val="NormalWeb"/>
         <w:numPr>
           <w:ilvl w:val="0"/>
           <w:numId w:val="1"/>
         </w:numPr>
-        <w:tabs>
-          <w:tab w:val="left" w:pos="451"/>
-        </w:tabs>
-        <w:spacing w:line="251" w:lineRule="auto"/>
+        <w:spacing w:before="0" w:beforeAutospacing="0" w:after="0" w:afterAutospacing="0"/>
         <w:jc w:val="both"/>
-      </w:pPr>
-      <w:r>
-        <w:t>Provided troubleshooting support for technical issues during training sessions, ensuring smooth learning experiences.</w:t>
+        <w:textAlignment w:val="baseline"/>
+        <w:rPr>
+          <w:color w:val="000000"/>
+          <w:sz w:val="22"/>
+          <w:szCs w:val="22"/>
+        </w:rPr>
+      </w:pPr>
+      <w:r>
+        <w:rPr>
+          <w:color w:val="000000"/>
+          <w:sz w:val="22"/>
+          <w:szCs w:val="22"/>
+          <w:lang w:val="en"/>
+        </w:rPr>
+        <w:t xml:space="preserve">Supported end-to-end delivery through </w:t>
+      </w:r>
+      <w:r>
+        <w:rPr>
+          <w:b/>
+          <w:bCs/>
+          <w:color w:val="000000"/>
+          <w:sz w:val="22"/>
+          <w:szCs w:val="22"/>
+          <w:lang w:val="en"/>
+        </w:rPr>
+        <w:t>UAT, regression testing, root-cause analysis, and Agile documentation</w:t>
+      </w:r>
+      <w:r>
+        <w:rPr>
+          <w:color w:val="000000"/>
+          <w:sz w:val="22"/>
+          <w:szCs w:val="22"/>
+          <w:lang w:val="en"/>
+        </w:rPr>
+        <w:t xml:space="preserve"> using Jira.</w:t>
       </w:r>
     </w:p>
     <w:p>
       <w:pPr>
+        <w:pStyle w:val="NormalWeb"/>
         <w:numPr>
           <w:ilvl w:val="0"/>
           <w:numId w:val="1"/>
         </w:numPr>
-        <w:tabs>
-          <w:tab w:val="left" w:pos="451"/>
-        </w:tabs>
-        <w:spacing w:line="251" w:lineRule="auto"/>
+        <w:spacing w:before="0" w:beforeAutospacing="0" w:after="0" w:afterAutospacing="0"/>
         <w:jc w:val="both"/>
-      </w:pPr>
-      <w:proofErr w:type="gramStart"/>
-      <w:r>
-        <w:t>Helped</w:t>
-      </w:r>
-      <w:proofErr w:type="gramEnd"/>
-      <w:r>
-        <w:t xml:space="preserve"> streamline internal workflows for course delivery, improving operational efficiency by 24%.</w:t>
-      </w:r>
-    </w:p>
-    <w:p>
-      <w:pPr>
-        <w:pStyle w:val="Heading1"/>
-        <w:spacing w:before="249"/>
-      </w:pPr>
-      <w:r>
-        <w:t>EDUCATION</w:t>
-      </w:r>
-      <w:r>
-        <w:rPr>
-          <w:noProof/>
-        </w:rPr>
-        <mc:AlternateContent>
-          <mc:Choice Requires="wps">
-            <w:drawing>
-              <wp:anchor distT="0" distB="0" distL="0" distR="0" simplePos="0" relativeHeight="251665408" behindDoc="0" locked="0" layoutInCell="1" hidden="0" allowOverlap="1" wp14:anchorId="60D16278" wp14:editId="5BBB761A">
-                <wp:simplePos x="0" y="0"/>
-                <wp:positionH relativeFrom="column">
-                  <wp:posOffset>0</wp:posOffset>
-                </wp:positionH>
-                <wp:positionV relativeFrom="paragraph">
-                  <wp:posOffset>358170</wp:posOffset>
-                </wp:positionV>
-                <wp:extent cx="6858000" cy="12700"/>
-                <wp:effectExtent l="0" t="0" r="0" b="0"/>
-                <wp:wrapTopAndBottom distT="0" distB="0"/>
-                <wp:docPr id="4" name="Freeform: Shape 4"/>
-                <wp:cNvGraphicFramePr/>
-                <a:graphic xmlns:a="http://schemas.openxmlformats.org/drawingml/2006/main">
-                  <a:graphicData uri="http://schemas.microsoft.com/office/word/2010/wordprocessingShape">
-                    <wps:wsp>
-                      <wps:cNvSpPr/>
-                      <wps:spPr>
-                        <a:xfrm>
-                          <a:off x="1917000" y="3773968"/>
-                          <a:ext cx="6858000" cy="12065"/>
-                        </a:xfrm>
-                        <a:custGeom>
-                          <a:avLst/>
-                          <a:gdLst/>
-                          <a:ahLst/>
-                          <a:cxnLst/>
-                          <a:rect l="l" t="t" r="r" b="b"/>
-                          <a:pathLst>
-                            <a:path w="6858000" h="12065" extrusionOk="0">
-                              <a:moveTo>
-                                <a:pt x="6858000" y="0"/>
-                              </a:moveTo>
-                              <a:lnTo>
-                                <a:pt x="0" y="0"/>
-                              </a:lnTo>
-                              <a:lnTo>
-                                <a:pt x="0" y="12065"/>
-                              </a:lnTo>
-                              <a:lnTo>
-                                <a:pt x="6858000" y="12065"/>
-                              </a:lnTo>
-                              <a:lnTo>
-                                <a:pt x="6858000" y="0"/>
-                              </a:lnTo>
-                              <a:close/>
-                            </a:path>
-                          </a:pathLst>
-                        </a:custGeom>
-                        <a:solidFill>
-                          <a:srgbClr val="000000"/>
-                        </a:solidFill>
-                        <a:ln>
-                          <a:noFill/>
-                        </a:ln>
-                      </wps:spPr>
-                      <wps:bodyPr spcFirstLastPara="1" wrap="square" lIns="91425" tIns="91425" rIns="91425" bIns="91425" anchor="ctr" anchorCtr="0">
-                        <a:noAutofit/>
-                      </wps:bodyPr>
-                    </wps:wsp>
-                  </a:graphicData>
-                </a:graphic>
-              </wp:anchor>
-            </w:drawing>
-          </mc:Choice>
-          <mc:Fallback>
-            <w:pict>
-              <v:shape w14:anchorId="48498BED" id="Freeform: Shape 4" o:spid="_x0000_s1026" style="position:absolute;margin-left:0;margin-top:28.2pt;width:540pt;height:1pt;z-index:251665408;visibility:visible;mso-wrap-style:square;mso-wrap-distance-left:0;mso-wrap-distance-top:0;mso-wrap-distance-right:0;mso-wrap-distance-bottom:0;mso-position-horizontal:absolute;mso-position-horizontal-relative:text;mso-position-vertical:absolute;mso-position-vertical-relative:text;v-text-anchor:middle" coordsize="6858000,12065" o:gfxdata="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" path="m6858000,l,,,12065r6858000,l6858000,xe" fillcolor="black" stroked="f">
-                <v:path arrowok="t" o:extrusionok="f"/>
-                <w10:wrap type="topAndBottom"/>
-              </v:shape>
-            </w:pict>
-          </mc:Fallback>
-        </mc:AlternateContent>
-      </w:r>
-    </w:p>
-    <w:p>
-      <w:pPr>
-        <w:spacing w:before="105"/>
-      </w:pPr>
-      <w:r>
-        <w:rPr>
-          <w:b/>
-          <w:bCs/>
-        </w:rPr>
-        <w:t xml:space="preserve">George Brown College </w:t>
-      </w:r>
-      <w:r>
-        <w:rPr>
-          <w:i/>
-          <w:iCs/>
-        </w:rPr>
-        <w:t>|</w:t>
-      </w:r>
-      <w:r>
-        <w:rPr>
-          <w:b/>
-          <w:bCs/>
-        </w:rPr>
-        <w:t xml:space="preserve"> Toronto, CA</w:t>
-      </w:r>
-      <w:r>
-        <w:rPr>
-          <w:b/>
-          <w:bCs/>
-        </w:rPr>
-        <w:tab/>
-      </w:r>
-      <w:r>
-        <w:rPr>
-          <w:b/>
-          <w:bCs/>
-        </w:rPr>
-        <w:tab/>
-      </w:r>
-      <w:r>
-        <w:rPr>
-          <w:b/>
-          <w:bCs/>
-        </w:rPr>
-        <w:tab/>
-      </w:r>
-      <w:r>
-        <w:rPr>
-          <w:b/>
-          <w:bCs/>
-        </w:rPr>
-        <w:tab/>
-      </w:r>
-      <w:r>
-        <w:rPr>
-          <w:b/>
-          <w:bCs/>
-        </w:rPr>
-        <w:tab/>
-      </w:r>
-      <w:r>
-        <w:rPr>
-          <w:b/>
-          <w:bCs/>
-        </w:rPr>
-        <w:tab/>
-      </w:r>
-      <w:r>
-        <w:rPr>
-          <w:b/>
-          <w:bCs/>
-        </w:rPr>
-        <w:tab/>
-        <w:t xml:space="preserve">      </w:t>
-      </w:r>
-      <w:r>
-        <w:rPr>
-          <w:b/>
-          <w:bCs/>
-        </w:rPr>
-        <w:tab/>
-        <w:t xml:space="preserve">         </w:t>
-      </w:r>
-      <w:r>
-        <w:rPr>
-          <w:b/>
-          <w:bCs/>
-        </w:rPr>
-        <w:t xml:space="preserve"> Sep 2024 – Aug 2025</w:t>
-      </w:r>
-    </w:p>
-    <w:p>
-      <w:pPr>
-        <w:numPr>
-          <w:ilvl w:val="0"/>
-          <w:numId w:val="1"/>
-        </w:numPr>
-        <w:tabs>
-          <w:tab w:val="left" w:pos="451"/>
-        </w:tabs>
-        <w:spacing w:line="242" w:lineRule="auto"/>
-        <w:ind w:right="352"/>
-        <w:rPr>
-          <w:i/>
-          <w:iCs/>
-        </w:rPr>
-      </w:pPr>
-      <w:r>
-        <w:rPr>
-          <w:i/>
-          <w:iCs/>
-        </w:rPr>
-        <w:t>Post Graduation in Cloud Computing Technologies (Dean’s List)</w:t>
-      </w:r>
-    </w:p>
-    <w:p>
-      <w:pPr>
-        <w:spacing w:before="105"/>
-      </w:pPr>
-      <w:r>
-        <w:rPr>
-          <w:b/>
-          <w:bCs/>
-        </w:rPr>
-        <w:t xml:space="preserve">Humber College </w:t>
-      </w:r>
-      <w:r>
-        <w:rPr>
-          <w:i/>
-          <w:iCs/>
-        </w:rPr>
-        <w:t>|</w:t>
-      </w:r>
-      <w:r>
-        <w:rPr>
-          <w:b/>
-          <w:bCs/>
-        </w:rPr>
-        <w:t xml:space="preserve"> Toronto, CA</w:t>
-      </w:r>
-      <w:r>
-        <w:rPr>
-          <w:b/>
-          <w:bCs/>
-        </w:rPr>
-        <w:tab/>
-      </w:r>
-      <w:r>
-        <w:rPr>
-          <w:b/>
-          <w:bCs/>
-        </w:rPr>
-        <w:tab/>
-      </w:r>
-      <w:r>
-        <w:rPr>
-          <w:b/>
-          <w:bCs/>
-        </w:rPr>
-        <w:tab/>
-      </w:r>
-      <w:r>
-        <w:rPr>
-          <w:b/>
-          <w:bCs/>
-        </w:rPr>
-        <w:tab/>
-      </w:r>
-      <w:r>
-        <w:rPr>
-          <w:b/>
-          <w:bCs/>
-        </w:rPr>
-        <w:tab/>
-      </w:r>
-      <w:r>
-        <w:rPr>
-          <w:b/>
-          <w:bCs/>
-        </w:rPr>
-        <w:tab/>
-      </w:r>
-      <w:r>
-        <w:rPr>
-          <w:b/>
-          <w:bCs/>
-        </w:rPr>
-        <w:tab/>
-      </w:r>
-      <w:r>
-        <w:rPr>
-          <w:b/>
-          <w:bCs/>
-        </w:rPr>
-        <w:tab/>
-        <w:t xml:space="preserve">       </w:t>
-      </w:r>
-      <w:r>
-        <w:rPr>
-          <w:b/>
-          <w:bCs/>
-        </w:rPr>
-        <w:t xml:space="preserve">   </w:t>
-      </w:r>
-      <w:r>
-        <w:rPr>
-          <w:b/>
-          <w:bCs/>
-        </w:rPr>
-        <w:t>Sep 2023 – Apr 2024</w:t>
-      </w:r>
-    </w:p>
-    <w:p>
-      <w:pPr>
-        <w:numPr>
-          <w:ilvl w:val="0"/>
-          <w:numId w:val="1"/>
-        </w:numPr>
-        <w:tabs>
-          <w:tab w:val="left" w:pos="451"/>
-        </w:tabs>
-        <w:spacing w:line="242" w:lineRule="auto"/>
-        <w:ind w:right="352"/>
-        <w:rPr>
-          <w:i/>
-          <w:iCs/>
-        </w:rPr>
-      </w:pPr>
-      <w:r>
-        <w:rPr>
-          <w:i/>
-          <w:iCs/>
-        </w:rPr>
-        <w:t>Post Graduation in AI with Machine Learning (Dean’s List)</w:t>
-      </w:r>
-    </w:p>
-    <w:p>
-      <w:pPr>
-        <w:spacing w:before="105"/>
-      </w:pPr>
-      <w:r>
-        <w:rPr>
-          <w:b/>
-          <w:bCs/>
-        </w:rPr>
-        <w:t xml:space="preserve">Mumbai University </w:t>
-      </w:r>
-      <w:r>
-        <w:rPr>
-          <w:i/>
-          <w:iCs/>
-        </w:rPr>
-        <w:t>|</w:t>
-      </w:r>
-      <w:r>
-        <w:rPr>
-          <w:b/>
-          <w:bCs/>
-        </w:rPr>
-        <w:t xml:space="preserve"> Mumbai, IN</w:t>
-      </w:r>
-      <w:r>
-        <w:rPr>
-          <w:b/>
-          <w:bCs/>
-        </w:rPr>
-        <w:tab/>
-      </w:r>
-      <w:r>
-        <w:rPr>
-          <w:b/>
-          <w:bCs/>
-        </w:rPr>
-        <w:tab/>
-      </w:r>
-      <w:r>
-        <w:rPr>
-          <w:b/>
-          <w:bCs/>
-        </w:rPr>
-        <w:tab/>
-      </w:r>
-      <w:r>
-        <w:rPr>
-          <w:b/>
-          <w:bCs/>
-        </w:rPr>
-        <w:tab/>
-      </w:r>
-      <w:r>
-        <w:rPr>
-          <w:b/>
-          <w:bCs/>
-        </w:rPr>
-        <w:tab/>
-      </w:r>
-      <w:r>
-        <w:rPr>
-          <w:b/>
-          <w:bCs/>
-        </w:rPr>
-        <w:tab/>
-      </w:r>
-      <w:r>
-        <w:rPr>
-          <w:b/>
-          <w:bCs/>
-        </w:rPr>
-        <w:tab/>
-      </w:r>
-      <w:r>
-        <w:rPr>
-          <w:b/>
-          <w:bCs/>
-        </w:rPr>
-        <w:tab/>
-      </w:r>
-      <w:r>
-        <w:rPr>
-          <w:b/>
-          <w:bCs/>
-        </w:rPr>
-        <w:tab/>
-      </w:r>
-      <w:r>
-        <w:rPr>
-          <w:b/>
-          <w:bCs/>
-        </w:rPr>
-        <w:t xml:space="preserve">  </w:t>
-      </w:r>
-      <w:r>
-        <w:rPr>
-          <w:b/>
-          <w:bCs/>
-        </w:rPr>
-        <w:t xml:space="preserve">         2018 –  2021</w:t>
-      </w:r>
-    </w:p>
-    <w:p>
-      <w:pPr>
-        <w:numPr>
-          <w:ilvl w:val="0"/>
-          <w:numId w:val="1"/>
-        </w:numPr>
-        <w:tabs>
-          <w:tab w:val="left" w:pos="451"/>
-        </w:tabs>
-        <w:spacing w:line="242" w:lineRule="auto"/>
-        <w:ind w:right="352"/>
-        <w:rPr>
-          <w:i/>
-          <w:iCs/>
-        </w:rPr>
-      </w:pPr>
-      <w:proofErr w:type="gramStart"/>
-      <w:r>
-        <w:rPr>
-          <w:i/>
-          <w:iCs/>
-        </w:rPr>
-        <w:t>Bachelor’s in Science</w:t>
-      </w:r>
-      <w:proofErr w:type="gramEnd"/>
-      <w:r>
-        <w:rPr>
-          <w:i/>
-          <w:iCs/>
-        </w:rPr>
-        <w:t xml:space="preserve"> | Major in Computer Science</w:t>
+        <w:textAlignment w:val="baseline"/>
+        <w:rPr>
+          <w:color w:val="000000"/>
+          <w:sz w:val="22"/>
+          <w:szCs w:val="22"/>
+        </w:rPr>
+      </w:pPr>
+      <w:r>
+        <w:rPr>
+          <w:color w:val="000000"/>
+          <w:sz w:val="22"/>
+          <w:szCs w:val="22"/>
+          <w:lang w:val="en"/>
+        </w:rPr>
+        <w:t>Applied statistical validation and exploratory analysis across 200+ records per sprint, increasing detection of high-impact issues by 11%</w:t>
+      </w:r>
+      <w:r>
+        <w:rPr>
+          <w:color w:val="000000"/>
+          <w:sz w:val="22"/>
+          <w:szCs w:val="22"/>
+          <w:lang w:val="en"/>
+        </w:rPr>
+        <w:t>.</w:t>
       </w:r>
     </w:p>
     <w:p>
@@ -1718,7 +1963,7 @@
           <w:b/>
           <w:bCs/>
         </w:rPr>
-        <w:t xml:space="preserve">Full-Stack AWS Deployment </w:t>
+        <w:t>Cloud-Native ML &amp; Analytics Deployment (AWS)</w:t>
       </w:r>
     </w:p>
     <w:p>
@@ -1735,37 +1980,7 @@
         <w:jc w:val="both"/>
       </w:pPr>
       <w:r>
-        <w:t xml:space="preserve">Designed analytics-ready cloud architecture with </w:t>
-      </w:r>
-      <w:r>
-        <w:rPr>
-          <w:b/>
-          <w:bCs/>
-        </w:rPr>
-        <w:t>RDS</w:t>
-      </w:r>
-      <w:r>
-        <w:t xml:space="preserve"> and </w:t>
-      </w:r>
-      <w:r>
-        <w:rPr>
-          <w:b/>
-          <w:bCs/>
-        </w:rPr>
-        <w:t>S3</w:t>
-      </w:r>
-      <w:r>
-        <w:t xml:space="preserve"> to support </w:t>
-      </w:r>
-      <w:r>
-        <w:rPr>
-          <w:b/>
-          <w:bCs/>
-        </w:rPr>
-        <w:t>ETL pipelines</w:t>
-      </w:r>
-      <w:r>
-        <w:t xml:space="preserve"> and reporting workflows.</w:t>
+        <w:t>Architected AWS-based data infrastructure (S3, RDS) to support ETL pipelines and downstream ML workflows.</w:t>
       </w:r>
     </w:p>
     <w:p>
@@ -1782,26 +1997,7 @@
         <w:jc w:val="both"/>
       </w:pPr>
       <w:r>
-        <w:t>Queried, monitored, and validated pipelines to ensure data reliability for downstream analysis and operational reporting.</w:t>
-      </w:r>
-    </w:p>
-    <w:p>
-      <w:pPr>
-        <w:spacing w:before="105"/>
-      </w:pPr>
-      <w:r>
-        <w:rPr>
-          <w:b/>
-          <w:bCs/>
-        </w:rPr>
-        <w:t xml:space="preserve">Humber Team Virtual Assistant </w:t>
-      </w:r>
-      <w:r>
-        <w:rPr>
-          <w:i/>
-          <w:iCs/>
-        </w:rPr>
-        <w:t xml:space="preserve"> </w:t>
+        <w:t>Designed ingestion, validation, and SQL-based querying pipelines to ensure data reliability in production-like environments.</w:t>
       </w:r>
     </w:p>
     <w:p>
@@ -1818,15 +2014,26 @@
         <w:jc w:val="both"/>
       </w:pPr>
       <w:r>
-        <w:t xml:space="preserve">Conducted exploratory analysis on </w:t>
-      </w:r>
-      <w:proofErr w:type="gramStart"/>
-      <w:r>
-        <w:t>large scraped</w:t>
-      </w:r>
-      <w:proofErr w:type="gramEnd"/>
-      <w:r>
-        <w:t xml:space="preserve"> datasets using Python (Pandas/NumPy) to identify trends and support decision-making.</w:t>
+        <w:t>Containerized services using Docker to enable reproducible deployments and environment consistency</w:t>
+      </w:r>
+    </w:p>
+    <w:p>
+      <w:pPr>
+        <w:spacing w:before="105"/>
+      </w:pPr>
+      <w:r>
+        <w:rPr>
+          <w:b/>
+          <w:bCs/>
+        </w:rPr>
+        <w:t>LLM-Powered Virtual Assistant (RAG Architecture)</w:t>
+      </w:r>
+      <w:r>
+        <w:rPr>
+          <w:i/>
+          <w:iCs/>
+        </w:rPr>
+        <w:t xml:space="preserve"> </w:t>
       </w:r>
     </w:p>
     <w:p>
@@ -1841,15 +2048,9 @@
         <w:spacing w:line="242" w:lineRule="auto"/>
         <w:ind w:right="352"/>
         <w:jc w:val="both"/>
-        <w:rPr>
-          <w:lang w:val="en-CA"/>
-        </w:rPr>
-      </w:pPr>
-      <w:r>
-        <w:rPr>
-          <w:lang w:val="en-CA"/>
-        </w:rPr>
-        <w:t>Executed the end-to-end analytics lifecycle from data ingestion through visualization, ensuring alignment between</w:t>
+      </w:pPr>
+      <w:r>
+        <w:t>Built an end-to-end Retrieval-Augmented Generation pipeline using LangChain and LlamaIndex over large scraped datasets.</w:t>
       </w:r>
     </w:p>
     <w:p>
@@ -1866,10 +2067,7 @@
         <w:jc w:val="both"/>
       </w:pPr>
       <w:r>
-        <w:rPr>
-          <w:lang w:val="en-CA"/>
-        </w:rPr>
-        <w:t>analytical outputs and business objectives.</w:t>
+        <w:t>Designed embedding-based retrieval workflows to improve grounding and reduce hallucinations.</w:t>
       </w:r>
     </w:p>
     <w:p>
@@ -1886,7 +2084,24 @@
         <w:jc w:val="both"/>
       </w:pPr>
       <w:r>
-        <w:t>Built automated dashboards for cross-functional teams, presenting insights in a clear, actionable format.</w:t>
+        <w:t>Engineered preprocessing pipelines for structured and unstructured data, optimizing retrieval relevance and response quality.</w:t>
+      </w:r>
+    </w:p>
+    <w:p>
+      <w:pPr>
+        <w:numPr>
+          <w:ilvl w:val="0"/>
+          <w:numId w:val="1"/>
+        </w:numPr>
+        <w:tabs>
+          <w:tab w:val="left" w:pos="451"/>
+        </w:tabs>
+        <w:spacing w:line="242" w:lineRule="auto"/>
+        <w:ind w:right="352"/>
+        <w:jc w:val="both"/>
+      </w:pPr>
+      <w:r>
+        <w:t>Modularized system components for scalable integration and iterative evaluation of retrieval and prompt strategies.</w:t>
       </w:r>
     </w:p>
     <w:sectPr>
